--- a/upgrad-files/Sample-Template-SqoopDataIngestion.docx
+++ b/upgrad-files/Sample-Template-SqoopDataIngestion.docx
@@ -1,6 +1,6 @@
 
 <file path=word/document.xml><?xml version="1.0" encoding="utf-8"?>
-<w:document xmlns:wpc="http://schemas.microsoft.com/office/word/2010/wordprocessingCanvas" xmlns:cx="http://schemas.microsoft.com/office/drawing/2014/chartex" xmlns:cx1="http://schemas.microsoft.com/office/drawing/2015/9/8/chartex" xmlns:cx2="http://schemas.microsoft.com/office/drawing/2015/10/21/chartex" xmlns:cx3="http://schemas.microsoft.com/office/drawing/2016/5/9/chartex" xmlns:cx4="http://schemas.microsoft.com/office/drawing/2016/5/10/chartex" xmlns:cx5="http://schemas.microsoft.com/office/drawing/2016/5/11/chartex" xmlns:cx6="http://schemas.microsoft.com/office/drawing/2016/5/12/chartex" xmlns:cx7="http://schemas.microsoft.com/office/drawing/2016/5/13/chartex" xmlns:cx8="http://schemas.microsoft.com/office/drawing/2016/5/14/chartex" xmlns:mc="http://schemas.openxmlformats.org/markup-compatibility/2006" xmlns:aink="http://schemas.microsoft.com/office/drawing/2016/ink" xmlns:am3d="http://schemas.microsoft.com/office/drawing/2017/model3d" xmlns:o="urn:schemas-microsoft-com:office:office" xmlns:r="http://schemas.openxmlformats.org/officeDocument/2006/relationships" xmlns:m="http://schemas.openxmlformats.org/officeDocument/2006/math" xmlns:v="urn:schemas-microsoft-com:vml" xmlns:wp14="http://schemas.microsoft.com/office/word/2010/wordprocessingDrawing" xmlns:wp="http://schemas.openxmlformats.org/drawingml/2006/wordprocessingDrawing" xmlns:w10="urn:schemas-microsoft-com:office:word" xmlns:w="http://schemas.openxmlformats.org/wordprocessingml/2006/main" xmlns:w14="http://schemas.microsoft.com/office/word/2010/wordml" xmlns:w15="http://schemas.microsoft.com/office/word/2012/wordml" xmlns:w16cex="http://schemas.microsoft.com/office/word/2018/wordml/cex" xmlns:w16cid="http://schemas.microsoft.com/office/word/2016/wordml/cid" xmlns:w16="http://schemas.microsoft.com/office/word/2018/wordml" xmlns:w16sdtdh="http://schemas.microsoft.com/office/word/2020/wordml/sdtdatahash" xmlns:w16se="http://schemas.microsoft.com/office/word/2015/wordml/symex" xmlns:wpg="http://schemas.microsoft.com/office/word/2010/wordprocessingGroup" xmlns:wpi="http://schemas.microsoft.com/office/word/2010/wordprocessingInk" xmlns:wne="http://schemas.microsoft.com/office/word/2006/wordml" xmlns:wps="http://schemas.microsoft.com/office/word/2010/wordprocessingShape" mc:Ignorable="w14 w15 w16se w16cid w16 w16cex w16sdtdh wp14">
+<w:document xmlns:wpc="http://schemas.microsoft.com/office/word/2010/wordprocessingCanvas" xmlns:cx="http://schemas.microsoft.com/office/drawing/2014/chartex" xmlns:cx1="http://schemas.microsoft.com/office/drawing/2015/9/8/chartex" xmlns:cx2="http://schemas.microsoft.com/office/drawing/2015/10/21/chartex" xmlns:cx3="http://schemas.microsoft.com/office/drawing/2016/5/9/chartex" xmlns:cx4="http://schemas.microsoft.com/office/drawing/2016/5/10/chartex" xmlns:cx5="http://schemas.microsoft.com/office/drawing/2016/5/11/chartex" xmlns:cx6="http://schemas.microsoft.com/office/drawing/2016/5/12/chartex" xmlns:cx7="http://schemas.microsoft.com/office/drawing/2016/5/13/chartex" xmlns:cx8="http://schemas.microsoft.com/office/drawing/2016/5/14/chartex" xmlns:mc="http://schemas.openxmlformats.org/markup-compatibility/2006" xmlns:aink="http://schemas.microsoft.com/office/drawing/2016/ink" xmlns:am3d="http://schemas.microsoft.com/office/drawing/2017/model3d" xmlns:o="urn:schemas-microsoft-com:office:office" xmlns:oel="http://schemas.microsoft.com/office/2019/extlst" xmlns:r="http://schemas.openxmlformats.org/officeDocument/2006/relationships" xmlns:m="http://schemas.openxmlformats.org/officeDocument/2006/math" xmlns:v="urn:schemas-microsoft-com:vml" xmlns:wp14="http://schemas.microsoft.com/office/word/2010/wordprocessingDrawing" xmlns:wp="http://schemas.openxmlformats.org/drawingml/2006/wordprocessingDrawing" xmlns:w10="urn:schemas-microsoft-com:office:word" xmlns:w="http://schemas.openxmlformats.org/wordprocessingml/2006/main" xmlns:w14="http://schemas.microsoft.com/office/word/2010/wordml" xmlns:w15="http://schemas.microsoft.com/office/word/2012/wordml" xmlns:w16cex="http://schemas.microsoft.com/office/word/2018/wordml/cex" xmlns:w16cid="http://schemas.microsoft.com/office/word/2016/wordml/cid" xmlns:w16="http://schemas.microsoft.com/office/word/2018/wordml" xmlns:w16du="http://schemas.microsoft.com/office/word/2023/wordml/word16du" xmlns:w16sdtdh="http://schemas.microsoft.com/office/word/2020/wordml/sdtdatahash" xmlns:w16sdtfl="http://schemas.microsoft.com/office/word/2024/wordml/sdtformatlock" xmlns:w16se="http://schemas.microsoft.com/office/word/2015/wordml/symex" xmlns:wpg="http://schemas.microsoft.com/office/word/2010/wordprocessingGroup" xmlns:wpi="http://schemas.microsoft.com/office/word/2010/wordprocessingInk" xmlns:wne="http://schemas.microsoft.com/office/word/2006/wordml" xmlns:wps="http://schemas.microsoft.com/office/word/2010/wordprocessingShape" mc:Ignorable="w14 w15 w16se w16cid w16 w16cex w16sdtdh w16sdtfl w16du wp14">
   <w:body>
     <w:p>
       <w:pPr>
@@ -91,7 +91,7 @@
 </file>
 
 <file path=word/endnotes.xml><?xml version="1.0" encoding="utf-8"?>
-<w:endnotes xmlns:wpc="http://schemas.microsoft.com/office/word/2010/wordprocessingCanvas" xmlns:cx="http://schemas.microsoft.com/office/drawing/2014/chartex" xmlns:cx1="http://schemas.microsoft.com/office/drawing/2015/9/8/chartex" xmlns:cx2="http://schemas.microsoft.com/office/drawing/2015/10/21/chartex" xmlns:cx3="http://schemas.microsoft.com/office/drawing/2016/5/9/chartex" xmlns:cx4="http://schemas.microsoft.com/office/drawing/2016/5/10/chartex" xmlns:cx5="http://schemas.microsoft.com/office/drawing/2016/5/11/chartex" xmlns:cx6="http://schemas.microsoft.com/office/drawing/2016/5/12/chartex" xmlns:cx7="http://schemas.microsoft.com/office/drawing/2016/5/13/chartex" xmlns:cx8="http://schemas.microsoft.com/office/drawing/2016/5/14/chartex" xmlns:mc="http://schemas.openxmlformats.org/markup-compatibility/2006" xmlns:aink="http://schemas.microsoft.com/office/drawing/2016/ink" xmlns:am3d="http://schemas.microsoft.com/office/drawing/2017/model3d" xmlns:o="urn:schemas-microsoft-com:office:office" xmlns:r="http://schemas.openxmlformats.org/officeDocument/2006/relationships" xmlns:m="http://schemas.openxmlformats.org/officeDocument/2006/math" xmlns:v="urn:schemas-microsoft-com:vml" xmlns:wp14="http://schemas.microsoft.com/office/word/2010/wordprocessingDrawing" xmlns:wp="http://schemas.openxmlformats.org/drawingml/2006/wordprocessingDrawing" xmlns:w10="urn:schemas-microsoft-com:office:word" xmlns:w="http://schemas.openxmlformats.org/wordprocessingml/2006/main" xmlns:w14="http://schemas.microsoft.com/office/word/2010/wordml" xmlns:w15="http://schemas.microsoft.com/office/word/2012/wordml" xmlns:w16cex="http://schemas.microsoft.com/office/word/2018/wordml/cex" xmlns:w16cid="http://schemas.microsoft.com/office/word/2016/wordml/cid" xmlns:w16="http://schemas.microsoft.com/office/word/2018/wordml" xmlns:w16sdtdh="http://schemas.microsoft.com/office/word/2020/wordml/sdtdatahash" xmlns:w16se="http://schemas.microsoft.com/office/word/2015/wordml/symex" xmlns:wpg="http://schemas.microsoft.com/office/word/2010/wordprocessingGroup" xmlns:wpi="http://schemas.microsoft.com/office/word/2010/wordprocessingInk" xmlns:wne="http://schemas.microsoft.com/office/word/2006/wordml" xmlns:wps="http://schemas.microsoft.com/office/word/2010/wordprocessingShape" mc:Ignorable="w14 w15 w16se w16cid w16 w16cex w16sdtdh wp14">
+<w:endnotes xmlns:wpc="http://schemas.microsoft.com/office/word/2010/wordprocessingCanvas" xmlns:cx="http://schemas.microsoft.com/office/drawing/2014/chartex" xmlns:cx1="http://schemas.microsoft.com/office/drawing/2015/9/8/chartex" xmlns:cx2="http://schemas.microsoft.com/office/drawing/2015/10/21/chartex" xmlns:cx3="http://schemas.microsoft.com/office/drawing/2016/5/9/chartex" xmlns:cx4="http://schemas.microsoft.com/office/drawing/2016/5/10/chartex" xmlns:cx5="http://schemas.microsoft.com/office/drawing/2016/5/11/chartex" xmlns:cx6="http://schemas.microsoft.com/office/drawing/2016/5/12/chartex" xmlns:cx7="http://schemas.microsoft.com/office/drawing/2016/5/13/chartex" xmlns:cx8="http://schemas.microsoft.com/office/drawing/2016/5/14/chartex" xmlns:mc="http://schemas.openxmlformats.org/markup-compatibility/2006" xmlns:aink="http://schemas.microsoft.com/office/drawing/2016/ink" xmlns:am3d="http://schemas.microsoft.com/office/drawing/2017/model3d" xmlns:o="urn:schemas-microsoft-com:office:office" xmlns:oel="http://schemas.microsoft.com/office/2019/extlst" xmlns:r="http://schemas.openxmlformats.org/officeDocument/2006/relationships" xmlns:m="http://schemas.openxmlformats.org/officeDocument/2006/math" xmlns:v="urn:schemas-microsoft-com:vml" xmlns:wp14="http://schemas.microsoft.com/office/word/2010/wordprocessingDrawing" xmlns:wp="http://schemas.openxmlformats.org/drawingml/2006/wordprocessingDrawing" xmlns:w10="urn:schemas-microsoft-com:office:word" xmlns:w="http://schemas.openxmlformats.org/wordprocessingml/2006/main" xmlns:w14="http://schemas.microsoft.com/office/word/2010/wordml" xmlns:w15="http://schemas.microsoft.com/office/word/2012/wordml" xmlns:w16cex="http://schemas.microsoft.com/office/word/2018/wordml/cex" xmlns:w16cid="http://schemas.microsoft.com/office/word/2016/wordml/cid" xmlns:w16="http://schemas.microsoft.com/office/word/2018/wordml" xmlns:w16du="http://schemas.microsoft.com/office/word/2023/wordml/word16du" xmlns:w16sdtdh="http://schemas.microsoft.com/office/word/2020/wordml/sdtdatahash" xmlns:w16sdtfl="http://schemas.microsoft.com/office/word/2024/wordml/sdtformatlock" xmlns:w16se="http://schemas.microsoft.com/office/word/2015/wordml/symex" xmlns:wpg="http://schemas.microsoft.com/office/word/2010/wordprocessingGroup" xmlns:wpi="http://schemas.microsoft.com/office/word/2010/wordprocessingInk" xmlns:wne="http://schemas.microsoft.com/office/word/2006/wordml" xmlns:wps="http://schemas.microsoft.com/office/word/2010/wordprocessingShape" mc:Ignorable="w14 w15 w16se w16cid w16 w16cex w16sdtdh w16sdtfl w16du wp14">
   <w:endnote w:type="separator" w:id="-1">
     <w:p>
       <w:pPr>
@@ -116,7 +116,7 @@
 </file>
 
 <file path=word/footer1.xml><?xml version="1.0" encoding="utf-8"?>
-<w:ftr xmlns:wpc="http://schemas.microsoft.com/office/word/2010/wordprocessingCanvas" xmlns:cx="http://schemas.microsoft.com/office/drawing/2014/chartex" xmlns:cx1="http://schemas.microsoft.com/office/drawing/2015/9/8/chartex" xmlns:cx2="http://schemas.microsoft.com/office/drawing/2015/10/21/chartex" xmlns:cx3="http://schemas.microsoft.com/office/drawing/2016/5/9/chartex" xmlns:cx4="http://schemas.microsoft.com/office/drawing/2016/5/10/chartex" xmlns:cx5="http://schemas.microsoft.com/office/drawing/2016/5/11/chartex" xmlns:cx6="http://schemas.microsoft.com/office/drawing/2016/5/12/chartex" xmlns:cx7="http://schemas.microsoft.com/office/drawing/2016/5/13/chartex" xmlns:cx8="http://schemas.microsoft.com/office/drawing/2016/5/14/chartex" xmlns:mc="http://schemas.openxmlformats.org/markup-compatibility/2006" xmlns:aink="http://schemas.microsoft.com/office/drawing/2016/ink" xmlns:am3d="http://schemas.microsoft.com/office/drawing/2017/model3d" xmlns:o="urn:schemas-microsoft-com:office:office" xmlns:r="http://schemas.openxmlformats.org/officeDocument/2006/relationships" xmlns:m="http://schemas.openxmlformats.org/officeDocument/2006/math" xmlns:v="urn:schemas-microsoft-com:vml" xmlns:wp14="http://schemas.microsoft.com/office/word/2010/wordprocessingDrawing" xmlns:wp="http://schemas.openxmlformats.org/drawingml/2006/wordprocessingDrawing" xmlns:w10="urn:schemas-microsoft-com:office:word" xmlns:w="http://schemas.openxmlformats.org/wordprocessingml/2006/main" xmlns:w14="http://schemas.microsoft.com/office/word/2010/wordml" xmlns:w15="http://schemas.microsoft.com/office/word/2012/wordml" xmlns:w16cex="http://schemas.microsoft.com/office/word/2018/wordml/cex" xmlns:w16cid="http://schemas.microsoft.com/office/word/2016/wordml/cid" xmlns:w16="http://schemas.microsoft.com/office/word/2018/wordml" xmlns:w16sdtdh="http://schemas.microsoft.com/office/word/2020/wordml/sdtdatahash" xmlns:w16se="http://schemas.microsoft.com/office/word/2015/wordml/symex" xmlns:wpg="http://schemas.microsoft.com/office/word/2010/wordprocessingGroup" xmlns:wpi="http://schemas.microsoft.com/office/word/2010/wordprocessingInk" xmlns:wne="http://schemas.microsoft.com/office/word/2006/wordml" xmlns:wps="http://schemas.microsoft.com/office/word/2010/wordprocessingShape" mc:Ignorable="w14 w15 w16se w16cid w16 w16cex w16sdtdh wp14">
+<w:ftr xmlns:wpc="http://schemas.microsoft.com/office/word/2010/wordprocessingCanvas" xmlns:cx="http://schemas.microsoft.com/office/drawing/2014/chartex" xmlns:cx1="http://schemas.microsoft.com/office/drawing/2015/9/8/chartex" xmlns:cx2="http://schemas.microsoft.com/office/drawing/2015/10/21/chartex" xmlns:cx3="http://schemas.microsoft.com/office/drawing/2016/5/9/chartex" xmlns:cx4="http://schemas.microsoft.com/office/drawing/2016/5/10/chartex" xmlns:cx5="http://schemas.microsoft.com/office/drawing/2016/5/11/chartex" xmlns:cx6="http://schemas.microsoft.com/office/drawing/2016/5/12/chartex" xmlns:cx7="http://schemas.microsoft.com/office/drawing/2016/5/13/chartex" xmlns:cx8="http://schemas.microsoft.com/office/drawing/2016/5/14/chartex" xmlns:mc="http://schemas.openxmlformats.org/markup-compatibility/2006" xmlns:aink="http://schemas.microsoft.com/office/drawing/2016/ink" xmlns:am3d="http://schemas.microsoft.com/office/drawing/2017/model3d" xmlns:o="urn:schemas-microsoft-com:office:office" xmlns:oel="http://schemas.microsoft.com/office/2019/extlst" xmlns:r="http://schemas.openxmlformats.org/officeDocument/2006/relationships" xmlns:m="http://schemas.openxmlformats.org/officeDocument/2006/math" xmlns:v="urn:schemas-microsoft-com:vml" xmlns:wp14="http://schemas.microsoft.com/office/word/2010/wordprocessingDrawing" xmlns:wp="http://schemas.openxmlformats.org/drawingml/2006/wordprocessingDrawing" xmlns:w10="urn:schemas-microsoft-com:office:word" xmlns:w="http://schemas.openxmlformats.org/wordprocessingml/2006/main" xmlns:w14="http://schemas.microsoft.com/office/word/2010/wordml" xmlns:w15="http://schemas.microsoft.com/office/word/2012/wordml" xmlns:w16cex="http://schemas.microsoft.com/office/word/2018/wordml/cex" xmlns:w16cid="http://schemas.microsoft.com/office/word/2016/wordml/cid" xmlns:w16="http://schemas.microsoft.com/office/word/2018/wordml" xmlns:w16du="http://schemas.microsoft.com/office/word/2023/wordml/word16du" xmlns:w16sdtdh="http://schemas.microsoft.com/office/word/2020/wordml/sdtdatahash" xmlns:w16sdtfl="http://schemas.microsoft.com/office/word/2024/wordml/sdtformatlock" xmlns:w16se="http://schemas.microsoft.com/office/word/2015/wordml/symex" xmlns:wpg="http://schemas.microsoft.com/office/word/2010/wordprocessingGroup" xmlns:wpi="http://schemas.microsoft.com/office/word/2010/wordprocessingInk" xmlns:wne="http://schemas.microsoft.com/office/word/2006/wordml" xmlns:wps="http://schemas.microsoft.com/office/word/2010/wordprocessingShape" mc:Ignorable="w14 w15 w16se w16cid w16 w16cex w16sdtdh w16sdtfl w16du wp14">
   <w:p>
     <w:pPr>
       <w:shd w:val="clear" w:color="auto" w:fill="FFFFFF"/>
@@ -134,15 +134,25 @@
         <w:color w:val="999999"/>
         <w:highlight w:val="white"/>
       </w:rPr>
-      <w:t>© Copyright</w:t>
+      <w:t xml:space="preserve">© Copyright. </w:t>
     </w:r>
+    <w:proofErr w:type="spellStart"/>
     <w:r>
       <w:rPr>
         <w:rFonts w:ascii="Calibri" w:eastAsia="Calibri" w:hAnsi="Calibri" w:cs="Calibri"/>
         <w:color w:val="999999"/>
         <w:highlight w:val="white"/>
       </w:rPr>
-      <w:t>. upGrad Education Pvt. Ltd. All rights reserved</w:t>
+      <w:t>upGrad</w:t>
+    </w:r>
+    <w:proofErr w:type="spellEnd"/>
+    <w:r>
+      <w:rPr>
+        <w:rFonts w:ascii="Calibri" w:eastAsia="Calibri" w:hAnsi="Calibri" w:cs="Calibri"/>
+        <w:color w:val="999999"/>
+        <w:highlight w:val="white"/>
+      </w:rPr>
+      <w:t xml:space="preserve"> Education Pvt. Ltd. All rights reserved</w:t>
     </w:r>
   </w:p>
   <w:p/>
@@ -150,7 +160,7 @@
 </file>
 
 <file path=word/footnotes.xml><?xml version="1.0" encoding="utf-8"?>
-<w:footnotes xmlns:wpc="http://schemas.microsoft.com/office/word/2010/wordprocessingCanvas" xmlns:cx="http://schemas.microsoft.com/office/drawing/2014/chartex" xmlns:cx1="http://schemas.microsoft.com/office/drawing/2015/9/8/chartex" xmlns:cx2="http://schemas.microsoft.com/office/drawing/2015/10/21/chartex" xmlns:cx3="http://schemas.microsoft.com/office/drawing/2016/5/9/chartex" xmlns:cx4="http://schemas.microsoft.com/office/drawing/2016/5/10/chartex" xmlns:cx5="http://schemas.microsoft.com/office/drawing/2016/5/11/chartex" xmlns:cx6="http://schemas.microsoft.com/office/drawing/2016/5/12/chartex" xmlns:cx7="http://schemas.microsoft.com/office/drawing/2016/5/13/chartex" xmlns:cx8="http://schemas.microsoft.com/office/drawing/2016/5/14/chartex" xmlns:mc="http://schemas.openxmlformats.org/markup-compatibility/2006" xmlns:aink="http://schemas.microsoft.com/office/drawing/2016/ink" xmlns:am3d="http://schemas.microsoft.com/office/drawing/2017/model3d" xmlns:o="urn:schemas-microsoft-com:office:office" xmlns:r="http://schemas.openxmlformats.org/officeDocument/2006/relationships" xmlns:m="http://schemas.openxmlformats.org/officeDocument/2006/math" xmlns:v="urn:schemas-microsoft-com:vml" xmlns:wp14="http://schemas.microsoft.com/office/word/2010/wordprocessingDrawing" xmlns:wp="http://schemas.openxmlformats.org/drawingml/2006/wordprocessingDrawing" xmlns:w10="urn:schemas-microsoft-com:office:word" xmlns:w="http://schemas.openxmlformats.org/wordprocessingml/2006/main" xmlns:w14="http://schemas.microsoft.com/office/word/2010/wordml" xmlns:w15="http://schemas.microsoft.com/office/word/2012/wordml" xmlns:w16cex="http://schemas.microsoft.com/office/word/2018/wordml/cex" xmlns:w16cid="http://schemas.microsoft.com/office/word/2016/wordml/cid" xmlns:w16="http://schemas.microsoft.com/office/word/2018/wordml" xmlns:w16sdtdh="http://schemas.microsoft.com/office/word/2020/wordml/sdtdatahash" xmlns:w16se="http://schemas.microsoft.com/office/word/2015/wordml/symex" xmlns:wpg="http://schemas.microsoft.com/office/word/2010/wordprocessingGroup" xmlns:wpi="http://schemas.microsoft.com/office/word/2010/wordprocessingInk" xmlns:wne="http://schemas.microsoft.com/office/word/2006/wordml" xmlns:wps="http://schemas.microsoft.com/office/word/2010/wordprocessingShape" mc:Ignorable="w14 w15 w16se w16cid w16 w16cex w16sdtdh wp14">
+<w:footnotes xmlns:wpc="http://schemas.microsoft.com/office/word/2010/wordprocessingCanvas" xmlns:cx="http://schemas.microsoft.com/office/drawing/2014/chartex" xmlns:cx1="http://schemas.microsoft.com/office/drawing/2015/9/8/chartex" xmlns:cx2="http://schemas.microsoft.com/office/drawing/2015/10/21/chartex" xmlns:cx3="http://schemas.microsoft.com/office/drawing/2016/5/9/chartex" xmlns:cx4="http://schemas.microsoft.com/office/drawing/2016/5/10/chartex" xmlns:cx5="http://schemas.microsoft.com/office/drawing/2016/5/11/chartex" xmlns:cx6="http://schemas.microsoft.com/office/drawing/2016/5/12/chartex" xmlns:cx7="http://schemas.microsoft.com/office/drawing/2016/5/13/chartex" xmlns:cx8="http://schemas.microsoft.com/office/drawing/2016/5/14/chartex" xmlns:mc="http://schemas.openxmlformats.org/markup-compatibility/2006" xmlns:aink="http://schemas.microsoft.com/office/drawing/2016/ink" xmlns:am3d="http://schemas.microsoft.com/office/drawing/2017/model3d" xmlns:o="urn:schemas-microsoft-com:office:office" xmlns:oel="http://schemas.microsoft.com/office/2019/extlst" xmlns:r="http://schemas.openxmlformats.org/officeDocument/2006/relationships" xmlns:m="http://schemas.openxmlformats.org/officeDocument/2006/math" xmlns:v="urn:schemas-microsoft-com:vml" xmlns:wp14="http://schemas.microsoft.com/office/word/2010/wordprocessingDrawing" xmlns:wp="http://schemas.openxmlformats.org/drawingml/2006/wordprocessingDrawing" xmlns:w10="urn:schemas-microsoft-com:office:word" xmlns:w="http://schemas.openxmlformats.org/wordprocessingml/2006/main" xmlns:w14="http://schemas.microsoft.com/office/word/2010/wordml" xmlns:w15="http://schemas.microsoft.com/office/word/2012/wordml" xmlns:w16cex="http://schemas.microsoft.com/office/word/2018/wordml/cex" xmlns:w16cid="http://schemas.microsoft.com/office/word/2016/wordml/cid" xmlns:w16="http://schemas.microsoft.com/office/word/2018/wordml" xmlns:w16du="http://schemas.microsoft.com/office/word/2023/wordml/word16du" xmlns:w16sdtdh="http://schemas.microsoft.com/office/word/2020/wordml/sdtdatahash" xmlns:w16sdtfl="http://schemas.microsoft.com/office/word/2024/wordml/sdtformatlock" xmlns:w16se="http://schemas.microsoft.com/office/word/2015/wordml/symex" xmlns:wpg="http://schemas.microsoft.com/office/word/2010/wordprocessingGroup" xmlns:wpi="http://schemas.microsoft.com/office/word/2010/wordprocessingInk" xmlns:wne="http://schemas.microsoft.com/office/word/2006/wordml" xmlns:wps="http://schemas.microsoft.com/office/word/2010/wordprocessingShape" mc:Ignorable="w14 w15 w16se w16cid w16 w16cex w16sdtdh w16sdtfl w16du wp14">
   <w:footnote w:type="separator" w:id="-1">
     <w:p>
       <w:pPr>
@@ -175,7 +185,7 @@
 </file>
 
 <file path=word/header1.xml><?xml version="1.0" encoding="utf-8"?>
-<w:hdr xmlns:wpc="http://schemas.microsoft.com/office/word/2010/wordprocessingCanvas" xmlns:cx="http://schemas.microsoft.com/office/drawing/2014/chartex" xmlns:cx1="http://schemas.microsoft.com/office/drawing/2015/9/8/chartex" xmlns:cx2="http://schemas.microsoft.com/office/drawing/2015/10/21/chartex" xmlns:cx3="http://schemas.microsoft.com/office/drawing/2016/5/9/chartex" xmlns:cx4="http://schemas.microsoft.com/office/drawing/2016/5/10/chartex" xmlns:cx5="http://schemas.microsoft.com/office/drawing/2016/5/11/chartex" xmlns:cx6="http://schemas.microsoft.com/office/drawing/2016/5/12/chartex" xmlns:cx7="http://schemas.microsoft.com/office/drawing/2016/5/13/chartex" xmlns:cx8="http://schemas.microsoft.com/office/drawing/2016/5/14/chartex" xmlns:mc="http://schemas.openxmlformats.org/markup-compatibility/2006" xmlns:aink="http://schemas.microsoft.com/office/drawing/2016/ink" xmlns:am3d="http://schemas.microsoft.com/office/drawing/2017/model3d" xmlns:o="urn:schemas-microsoft-com:office:office" xmlns:r="http://schemas.openxmlformats.org/officeDocument/2006/relationships" xmlns:m="http://schemas.openxmlformats.org/officeDocument/2006/math" xmlns:v="urn:schemas-microsoft-com:vml" xmlns:wp14="http://schemas.microsoft.com/office/word/2010/wordprocessingDrawing" xmlns:wp="http://schemas.openxmlformats.org/drawingml/2006/wordprocessingDrawing" xmlns:w10="urn:schemas-microsoft-com:office:word" xmlns:w="http://schemas.openxmlformats.org/wordprocessingml/2006/main" xmlns:w14="http://schemas.microsoft.com/office/word/2010/wordml" xmlns:w15="http://schemas.microsoft.com/office/word/2012/wordml" xmlns:w16cex="http://schemas.microsoft.com/office/word/2018/wordml/cex" xmlns:w16cid="http://schemas.microsoft.com/office/word/2016/wordml/cid" xmlns:w16="http://schemas.microsoft.com/office/word/2018/wordml" xmlns:w16sdtdh="http://schemas.microsoft.com/office/word/2020/wordml/sdtdatahash" xmlns:w16se="http://schemas.microsoft.com/office/word/2015/wordml/symex" xmlns:wpg="http://schemas.microsoft.com/office/word/2010/wordprocessingGroup" xmlns:wpi="http://schemas.microsoft.com/office/word/2010/wordprocessingInk" xmlns:wne="http://schemas.microsoft.com/office/word/2006/wordml" xmlns:wps="http://schemas.microsoft.com/office/word/2010/wordprocessingShape" mc:Ignorable="w14 w15 w16se w16cid w16 w16cex w16sdtdh wp14">
+<w:hdr xmlns:wpc="http://schemas.microsoft.com/office/word/2010/wordprocessingCanvas" xmlns:cx="http://schemas.microsoft.com/office/drawing/2014/chartex" xmlns:cx1="http://schemas.microsoft.com/office/drawing/2015/9/8/chartex" xmlns:cx2="http://schemas.microsoft.com/office/drawing/2015/10/21/chartex" xmlns:cx3="http://schemas.microsoft.com/office/drawing/2016/5/9/chartex" xmlns:cx4="http://schemas.microsoft.com/office/drawing/2016/5/10/chartex" xmlns:cx5="http://schemas.microsoft.com/office/drawing/2016/5/11/chartex" xmlns:cx6="http://schemas.microsoft.com/office/drawing/2016/5/12/chartex" xmlns:cx7="http://schemas.microsoft.com/office/drawing/2016/5/13/chartex" xmlns:cx8="http://schemas.microsoft.com/office/drawing/2016/5/14/chartex" xmlns:mc="http://schemas.openxmlformats.org/markup-compatibility/2006" xmlns:aink="http://schemas.microsoft.com/office/drawing/2016/ink" xmlns:am3d="http://schemas.microsoft.com/office/drawing/2017/model3d" xmlns:o="urn:schemas-microsoft-com:office:office" xmlns:oel="http://schemas.microsoft.com/office/2019/extlst" xmlns:r="http://schemas.openxmlformats.org/officeDocument/2006/relationships" xmlns:m="http://schemas.openxmlformats.org/officeDocument/2006/math" xmlns:v="urn:schemas-microsoft-com:vml" xmlns:wp14="http://schemas.microsoft.com/office/word/2010/wordprocessingDrawing" xmlns:wp="http://schemas.openxmlformats.org/drawingml/2006/wordprocessingDrawing" xmlns:w10="urn:schemas-microsoft-com:office:word" xmlns:w="http://schemas.openxmlformats.org/wordprocessingml/2006/main" xmlns:w14="http://schemas.microsoft.com/office/word/2010/wordml" xmlns:w15="http://schemas.microsoft.com/office/word/2012/wordml" xmlns:w16cex="http://schemas.microsoft.com/office/word/2018/wordml/cex" xmlns:w16cid="http://schemas.microsoft.com/office/word/2016/wordml/cid" xmlns:w16="http://schemas.microsoft.com/office/word/2018/wordml" xmlns:w16du="http://schemas.microsoft.com/office/word/2023/wordml/word16du" xmlns:w16sdtdh="http://schemas.microsoft.com/office/word/2020/wordml/sdtdatahash" xmlns:w16sdtfl="http://schemas.microsoft.com/office/word/2024/wordml/sdtformatlock" xmlns:w16se="http://schemas.microsoft.com/office/word/2015/wordml/symex" xmlns:wpg="http://schemas.microsoft.com/office/word/2010/wordprocessingGroup" xmlns:wpi="http://schemas.microsoft.com/office/word/2010/wordprocessingInk" xmlns:wne="http://schemas.microsoft.com/office/word/2006/wordml" xmlns:wps="http://schemas.microsoft.com/office/word/2010/wordprocessingShape" mc:Ignorable="w14 w15 w16se w16cid w16 w16cex w16sdtdh w16sdtfl w16du wp14">
   <w:p>
     <w:r>
       <w:rPr>
@@ -278,7 +288,7 @@
 </file>
 
 <file path=word/styles.xml><?xml version="1.0" encoding="utf-8"?>
-<w:styles xmlns:mc="http://schemas.openxmlformats.org/markup-compatibility/2006" xmlns:r="http://schemas.openxmlformats.org/officeDocument/2006/relationships" xmlns:w="http://schemas.openxmlformats.org/wordprocessingml/2006/main" xmlns:w14="http://schemas.microsoft.com/office/word/2010/wordml" xmlns:w15="http://schemas.microsoft.com/office/word/2012/wordml" xmlns:w16cex="http://schemas.microsoft.com/office/word/2018/wordml/cex" xmlns:w16cid="http://schemas.microsoft.com/office/word/2016/wordml/cid" xmlns:w16="http://schemas.microsoft.com/office/word/2018/wordml" xmlns:w16sdtdh="http://schemas.microsoft.com/office/word/2020/wordml/sdtdatahash" xmlns:w16se="http://schemas.microsoft.com/office/word/2015/wordml/symex" mc:Ignorable="w14 w15 w16se w16cid w16 w16cex w16sdtdh">
+<w:styles xmlns:mc="http://schemas.openxmlformats.org/markup-compatibility/2006" xmlns:r="http://schemas.openxmlformats.org/officeDocument/2006/relationships" xmlns:w="http://schemas.openxmlformats.org/wordprocessingml/2006/main" xmlns:w14="http://schemas.microsoft.com/office/word/2010/wordml" xmlns:w15="http://schemas.microsoft.com/office/word/2012/wordml" xmlns:w16cex="http://schemas.microsoft.com/office/word/2018/wordml/cex" xmlns:w16cid="http://schemas.microsoft.com/office/word/2016/wordml/cid" xmlns:w16="http://schemas.microsoft.com/office/word/2018/wordml" xmlns:w16du="http://schemas.microsoft.com/office/word/2023/wordml/word16du" xmlns:w16sdtdh="http://schemas.microsoft.com/office/word/2020/wordml/sdtdatahash" xmlns:w16sdtfl="http://schemas.microsoft.com/office/word/2024/wordml/sdtformatlock" xmlns:w16se="http://schemas.microsoft.com/office/word/2015/wordml/symex" mc:Ignorable="w14 w15 w16se w16cid w16 w16cex w16sdtdh w16sdtfl w16du">
   <w:docDefaults>
     <w:rPrDefault>
       <w:rPr>
@@ -1212,4 +1222,10 @@
   </a:objectDefaults>
   <a:extraClrSchemeLst/>
 </a:theme>
+</file>
+
+<file path=docMetadata/LabelInfo.xml><?xml version="1.0" encoding="utf-8"?>
+<clbl:labelList xmlns:clbl="http://schemas.microsoft.com/office/2020/mipLabelMetadata">
+  <clbl:label id="{e760c494-6550-44b4-8258-77c175d778b7}" enabled="1" method="Privileged" siteId="{76a2ae5a-9f00-4f6b-95ed-5d33d77c4d61}" contentBits="0" removed="0"/>
+</clbl:labelList>
 </file>